--- a/Clientes/credix1/documentos-legales/contratos/Contrato-Garantia-Control-Coopcentral-CREDIX1.docx
+++ b/Clientes/credix1/documentos-legales/contratos/Contrato-Garantia-Control-Coopcentral-CREDIX1.docx
@@ -162,7 +162,7 @@
                 <w:color w:val="1B1D36"/>
                 <w:sz w:val="20"/>
               </w:rPr>
-              <w:t xml:space="preserve">5 de octubre de 2026</w:t>
+              <w:t xml:space="preserve">6 de octubre de 2026</w:t>
             </w:r>
           </w:p>
         </w:tc>
@@ -351,7 +351,7 @@
               <w:pStyle w:val="Compact"/>
             </w:pPr>
             <w:r>
-              <w:t xml:space="preserve">[•]</w:t>
+              <w:t xml:space="preserve">890203088-9</w:t>
             </w:r>
           </w:p>
         </w:tc>
@@ -421,7 +421,7 @@
               <w:pStyle w:val="Compact"/>
             </w:pPr>
             <w:r>
-              <w:t xml:space="preserve">[•]</w:t>
+              <w:t xml:space="preserve">Bogotá D.C.</w:t>
             </w:r>
           </w:p>
         </w:tc>
@@ -1768,6 +1768,52 @@
             </w:pPr>
             <w:r>
               <w:t xml:space="preserve">Contrato autónomo con identificación y firma de ambas partes. Tabla de parámetros con los plazos de inscripción, verificación, ejecución, liberación y denuncia. Soportes de la instrucción de pago directo (cláusula quinta). Constancia de recibo de cada adhesión por Coopcentral (cláusula séptima). Anexos A, B y C identificados como pendientes de negociación</w:t>
+            </w:r>
+          </w:p>
+        </w:tc>
+        <w:tc>
+          <w:tcPr/>
+          <w:p>
+            <w:pPr>
+              <w:pStyle w:val="Compact"/>
+            </w:pPr>
+            <w:r>
+              <w:t xml:space="preserve">Reemplazada</w:t>
+            </w:r>
+          </w:p>
+        </w:tc>
+      </w:tr>
+      <w:tr>
+        <w:tc>
+          <w:tcPr/>
+          <w:p>
+            <w:pPr>
+              <w:pStyle w:val="Compact"/>
+            </w:pPr>
+            <w:r>
+              <w:t xml:space="preserve">2.1</w:t>
+            </w:r>
+          </w:p>
+        </w:tc>
+        <w:tc>
+          <w:tcPr/>
+          <w:p>
+            <w:pPr>
+              <w:pStyle w:val="Compact"/>
+            </w:pPr>
+            <w:r>
+              <w:t xml:space="preserve">6 de octubre de 2026</w:t>
+            </w:r>
+          </w:p>
+        </w:tc>
+        <w:tc>
+          <w:tcPr/>
+          <w:p>
+            <w:pPr>
+              <w:pStyle w:val="Compact"/>
+            </w:pPr>
+            <w:r>
+              <w:t xml:space="preserve">NIT y domicilio de Coopcentral, tomados de su certificado expedido por la Superintendencia Financiera</w:t>
             </w:r>
           </w:p>
         </w:tc>
